--- a/outputs/report/tobit_pipeline_report.docx
+++ b/outputs/report/tobit_pipeline_report.docx
@@ -42,7 +42,7 @@
         <w:pStyle w:val="FirstParagraph"/>
       </w:pPr>
       <w:r>
-        <w:t xml:space="preserve">Generated on 2026-03-21 21:21 -05.</w:t>
+        <w:t xml:space="preserve">Generated on 2026-03-22 11:19 -05.</w:t>
       </w:r>
     </w:p>
     <w:bookmarkStart w:id="9" w:name="inputs"/>
@@ -1492,7 +1492,7 @@
               <w:pStyle w:val="Compact"/>
             </w:pPr>
             <w:r>
-              <w:t xml:space="preserve">FALSE</w:t>
+              <w:t xml:space="preserve">TRUE</w:t>
             </w:r>
           </w:p>
         </w:tc>
@@ -1516,7 +1516,7 @@
               <w:pStyle w:val="Compact"/>
             </w:pPr>
             <w:r>
-              <w:t xml:space="preserve">FALSE</w:t>
+              <w:t xml:space="preserve">TRUE</w:t>
             </w:r>
           </w:p>
         </w:tc>
@@ -1540,7 +1540,7 @@
               <w:pStyle w:val="Compact"/>
             </w:pPr>
             <w:r>
-              <w:t xml:space="preserve">FALSE</w:t>
+              <w:t xml:space="preserve">TRUE</w:t>
             </w:r>
           </w:p>
         </w:tc>
